--- a/การใช้งานEndpointCentral.docx
+++ b/การใช้งานEndpointCentral.docx
@@ -26,11 +26,418 @@
           <w:rFonts w:hint="cs"/>
           <w:cs/>
         </w:rPr>
-        <w:t xml:space="preserve">การใช้งานแบบ </w:t>
-      </w:r>
-      <w:r>
-        <w:t>Admin</w:t>
-      </w:r>
+        <w:t xml:space="preserve">การ </w:t>
+      </w:r>
+      <w:r>
+        <w:t>Integrations</w:t>
+      </w:r>
+      <w:r>
+        <w:rPr>
+          <w:rFonts w:hint="cs"/>
+          <w:cs/>
+        </w:rPr>
+        <w:t xml:space="preserve"> </w:t>
+      </w:r>
+      <w:r>
+        <w:t>Endpoint Central</w:t>
+      </w:r>
+      <w:r>
+        <w:rPr>
+          <w:rFonts w:hint="cs"/>
+          <w:cs/>
+        </w:rPr>
+        <w:t xml:space="preserve"> กับ </w:t>
+      </w:r>
+      <w:r>
+        <w:t>ServiceDesk Plus</w:t>
+      </w:r>
+    </w:p>
+    <w:p>
+      <w:pPr>
+        <w:pStyle w:val="normalcontent"/>
+        <w:rPr>
+          <w:rFonts w:hint="cs"/>
+        </w:rPr>
+      </w:pPr>
+      <w:r>
+        <w:rPr>
+          <w:rFonts w:hint="cs"/>
+          <w:cs/>
+        </w:rPr>
+        <w:t xml:space="preserve">ไปที่เมนู </w:t>
+      </w:r>
+      <w:r>
+        <w:t xml:space="preserve">Admin &gt;&gt; </w:t>
+      </w:r>
+      <w:r>
+        <w:t>Integrations</w:t>
+      </w:r>
+      <w:r>
+        <w:t xml:space="preserve"> - </w:t>
+      </w:r>
+      <w:r>
+        <w:t>ServiceDesk Plus Settings</w:t>
+      </w:r>
+    </w:p>
+    <w:p>
+      <w:pPr>
+        <w:pStyle w:val="Image"/>
+      </w:pPr>
+      <w:r>
+        <w:drawing>
+          <wp:inline distT="0" distB="0" distL="0" distR="0" wp14:anchorId="6F6AEE54" wp14:editId="098BB01E">
+            <wp:extent cx="5731510" cy="2459355"/>
+            <wp:effectExtent l="0" t="0" r="2540" b="0"/>
+            <wp:docPr id="1510252439" name="Picture 1"/>
+            <wp:cNvGraphicFramePr>
+              <a:graphicFrameLocks xmlns:a="http://schemas.openxmlformats.org/drawingml/2006/main" noChangeAspect="1"/>
+            </wp:cNvGraphicFramePr>
+            <a:graphic xmlns:a="http://schemas.openxmlformats.org/drawingml/2006/main">
+              <a:graphicData uri="http://schemas.openxmlformats.org/drawingml/2006/picture">
+                <pic:pic xmlns:pic="http://schemas.openxmlformats.org/drawingml/2006/picture">
+                  <pic:nvPicPr>
+                    <pic:cNvPr id="0" name="Picture 1"/>
+                    <pic:cNvPicPr>
+                      <a:picLocks noChangeAspect="1" noChangeArrowheads="1"/>
+                    </pic:cNvPicPr>
+                  </pic:nvPicPr>
+                  <pic:blipFill>
+                    <a:blip r:embed="rId7" cstate="print">
+                      <a:extLst>
+                        <a:ext uri="{28A0092B-C50C-407E-A947-70E740481C1C}">
+                          <a14:useLocalDpi xmlns:a14="http://schemas.microsoft.com/office/drawing/2010/main" val="0"/>
+                        </a:ext>
+                      </a:extLst>
+                    </a:blip>
+                    <a:srcRect/>
+                    <a:stretch>
+                      <a:fillRect/>
+                    </a:stretch>
+                  </pic:blipFill>
+                  <pic:spPr bwMode="auto">
+                    <a:xfrm>
+                      <a:off x="0" y="0"/>
+                      <a:ext cx="5731510" cy="2459355"/>
+                    </a:xfrm>
+                    <a:prstGeom prst="rect">
+                      <a:avLst/>
+                    </a:prstGeom>
+                    <a:noFill/>
+                    <a:ln>
+                      <a:noFill/>
+                    </a:ln>
+                  </pic:spPr>
+                </pic:pic>
+              </a:graphicData>
+            </a:graphic>
+          </wp:inline>
+        </w:drawing>
+      </w:r>
+    </w:p>
+    <w:p>
+      <w:pPr>
+        <w:pStyle w:val="normalcontent"/>
+      </w:pPr>
+    </w:p>
+    <w:p>
+      <w:pPr>
+        <w:pStyle w:val="Image"/>
+      </w:pPr>
+      <w:r>
+        <w:drawing>
+          <wp:inline distT="0" distB="0" distL="0" distR="0" wp14:anchorId="1517D38B" wp14:editId="3772F021">
+            <wp:extent cx="5731510" cy="2153920"/>
+            <wp:effectExtent l="0" t="0" r="2540" b="0"/>
+            <wp:docPr id="1282035256" name="Picture 3"/>
+            <wp:cNvGraphicFramePr>
+              <a:graphicFrameLocks xmlns:a="http://schemas.openxmlformats.org/drawingml/2006/main" noChangeAspect="1"/>
+            </wp:cNvGraphicFramePr>
+            <a:graphic xmlns:a="http://schemas.openxmlformats.org/drawingml/2006/main">
+              <a:graphicData uri="http://schemas.openxmlformats.org/drawingml/2006/picture">
+                <pic:pic xmlns:pic="http://schemas.openxmlformats.org/drawingml/2006/picture">
+                  <pic:nvPicPr>
+                    <pic:cNvPr id="0" name="Picture 5"/>
+                    <pic:cNvPicPr>
+                      <a:picLocks noChangeAspect="1" noChangeArrowheads="1"/>
+                    </pic:cNvPicPr>
+                  </pic:nvPicPr>
+                  <pic:blipFill>
+                    <a:blip r:embed="rId8" cstate="print">
+                      <a:extLst>
+                        <a:ext uri="{28A0092B-C50C-407E-A947-70E740481C1C}">
+                          <a14:useLocalDpi xmlns:a14="http://schemas.microsoft.com/office/drawing/2010/main" val="0"/>
+                        </a:ext>
+                      </a:extLst>
+                    </a:blip>
+                    <a:srcRect/>
+                    <a:stretch>
+                      <a:fillRect/>
+                    </a:stretch>
+                  </pic:blipFill>
+                  <pic:spPr bwMode="auto">
+                    <a:xfrm>
+                      <a:off x="0" y="0"/>
+                      <a:ext cx="5731510" cy="2153920"/>
+                    </a:xfrm>
+                    <a:prstGeom prst="rect">
+                      <a:avLst/>
+                    </a:prstGeom>
+                    <a:noFill/>
+                    <a:ln>
+                      <a:noFill/>
+                    </a:ln>
+                  </pic:spPr>
+                </pic:pic>
+              </a:graphicData>
+            </a:graphic>
+          </wp:inline>
+        </w:drawing>
+      </w:r>
+    </w:p>
+    <w:p>
+      <w:pPr>
+        <w:pStyle w:val="normalcontent"/>
+      </w:pPr>
+    </w:p>
+    <w:p>
+      <w:pPr>
+        <w:pStyle w:val="Image"/>
+      </w:pPr>
+      <w:r>
+        <w:drawing>
+          <wp:inline distT="0" distB="0" distL="0" distR="0" wp14:anchorId="6C755DE4" wp14:editId="0E78427E">
+            <wp:extent cx="5731510" cy="1107440"/>
+            <wp:effectExtent l="0" t="0" r="2540" b="0"/>
+            <wp:docPr id="2127220432" name="Picture 1"/>
+            <wp:cNvGraphicFramePr>
+              <a:graphicFrameLocks xmlns:a="http://schemas.openxmlformats.org/drawingml/2006/main" noChangeAspect="1"/>
+            </wp:cNvGraphicFramePr>
+            <a:graphic xmlns:a="http://schemas.openxmlformats.org/drawingml/2006/main">
+              <a:graphicData uri="http://schemas.openxmlformats.org/drawingml/2006/picture">
+                <pic:pic xmlns:pic="http://schemas.openxmlformats.org/drawingml/2006/picture">
+                  <pic:nvPicPr>
+                    <pic:cNvPr id="2127220432" name=""/>
+                    <pic:cNvPicPr/>
+                  </pic:nvPicPr>
+                  <pic:blipFill>
+                    <a:blip r:embed="rId9"/>
+                    <a:stretch>
+                      <a:fillRect/>
+                    </a:stretch>
+                  </pic:blipFill>
+                  <pic:spPr>
+                    <a:xfrm>
+                      <a:off x="0" y="0"/>
+                      <a:ext cx="5731510" cy="1107440"/>
+                    </a:xfrm>
+                    <a:prstGeom prst="rect">
+                      <a:avLst/>
+                    </a:prstGeom>
+                  </pic:spPr>
+                </pic:pic>
+              </a:graphicData>
+            </a:graphic>
+          </wp:inline>
+        </w:drawing>
+      </w:r>
+    </w:p>
+    <w:p>
+      <w:pPr>
+        <w:pStyle w:val="normalcontent"/>
+      </w:pPr>
+    </w:p>
+    <w:p>
+      <w:pPr>
+        <w:pStyle w:val="Image"/>
+      </w:pPr>
+      <w:r>
+        <w:lastRenderedPageBreak/>
+        <w:drawing>
+          <wp:inline distT="0" distB="0" distL="0" distR="0" wp14:anchorId="10C88C7D" wp14:editId="75BBC6CB">
+            <wp:extent cx="3895551" cy="2743200"/>
+            <wp:effectExtent l="0" t="0" r="0" b="0"/>
+            <wp:docPr id="354853195" name="Picture 1"/>
+            <wp:cNvGraphicFramePr>
+              <a:graphicFrameLocks xmlns:a="http://schemas.openxmlformats.org/drawingml/2006/main" noChangeAspect="1"/>
+            </wp:cNvGraphicFramePr>
+            <a:graphic xmlns:a="http://schemas.openxmlformats.org/drawingml/2006/main">
+              <a:graphicData uri="http://schemas.openxmlformats.org/drawingml/2006/picture">
+                <pic:pic xmlns:pic="http://schemas.openxmlformats.org/drawingml/2006/picture">
+                  <pic:nvPicPr>
+                    <pic:cNvPr id="354853195" name=""/>
+                    <pic:cNvPicPr/>
+                  </pic:nvPicPr>
+                  <pic:blipFill>
+                    <a:blip r:embed="rId10"/>
+                    <a:stretch>
+                      <a:fillRect/>
+                    </a:stretch>
+                  </pic:blipFill>
+                  <pic:spPr>
+                    <a:xfrm>
+                      <a:off x="0" y="0"/>
+                      <a:ext cx="3895551" cy="2743200"/>
+                    </a:xfrm>
+                    <a:prstGeom prst="rect">
+                      <a:avLst/>
+                    </a:prstGeom>
+                  </pic:spPr>
+                </pic:pic>
+              </a:graphicData>
+            </a:graphic>
+          </wp:inline>
+        </w:drawing>
+      </w:r>
+    </w:p>
+    <w:p>
+      <w:pPr>
+        <w:pStyle w:val="normalcontent"/>
+      </w:pPr>
+    </w:p>
+    <w:p>
+      <w:pPr>
+        <w:pStyle w:val="Image"/>
+      </w:pPr>
+      <w:r>
+        <w:drawing>
+          <wp:inline distT="0" distB="0" distL="0" distR="0" wp14:anchorId="54895203" wp14:editId="3C1DA441">
+            <wp:extent cx="3916502" cy="2743200"/>
+            <wp:effectExtent l="0" t="0" r="8255" b="0"/>
+            <wp:docPr id="1301402402" name="Picture 1"/>
+            <wp:cNvGraphicFramePr>
+              <a:graphicFrameLocks xmlns:a="http://schemas.openxmlformats.org/drawingml/2006/main" noChangeAspect="1"/>
+            </wp:cNvGraphicFramePr>
+            <a:graphic xmlns:a="http://schemas.openxmlformats.org/drawingml/2006/main">
+              <a:graphicData uri="http://schemas.openxmlformats.org/drawingml/2006/picture">
+                <pic:pic xmlns:pic="http://schemas.openxmlformats.org/drawingml/2006/picture">
+                  <pic:nvPicPr>
+                    <pic:cNvPr id="1301402402" name=""/>
+                    <pic:cNvPicPr/>
+                  </pic:nvPicPr>
+                  <pic:blipFill>
+                    <a:blip r:embed="rId11"/>
+                    <a:stretch>
+                      <a:fillRect/>
+                    </a:stretch>
+                  </pic:blipFill>
+                  <pic:spPr>
+                    <a:xfrm>
+                      <a:off x="0" y="0"/>
+                      <a:ext cx="3916502" cy="2743200"/>
+                    </a:xfrm>
+                    <a:prstGeom prst="rect">
+                      <a:avLst/>
+                    </a:prstGeom>
+                  </pic:spPr>
+                </pic:pic>
+              </a:graphicData>
+            </a:graphic>
+          </wp:inline>
+        </w:drawing>
+      </w:r>
+    </w:p>
+    <w:p>
+      <w:pPr>
+        <w:pStyle w:val="normalcontent"/>
+      </w:pPr>
+    </w:p>
+    <w:p>
+      <w:pPr>
+        <w:pStyle w:val="Image"/>
+      </w:pPr>
+      <w:r>
+        <w:drawing>
+          <wp:inline distT="0" distB="0" distL="0" distR="0" wp14:anchorId="7EFC77AC" wp14:editId="52A0791A">
+            <wp:extent cx="5731510" cy="1095375"/>
+            <wp:effectExtent l="0" t="0" r="2540" b="9525"/>
+            <wp:docPr id="1032794150" name="Picture 1"/>
+            <wp:cNvGraphicFramePr>
+              <a:graphicFrameLocks xmlns:a="http://schemas.openxmlformats.org/drawingml/2006/main" noChangeAspect="1"/>
+            </wp:cNvGraphicFramePr>
+            <a:graphic xmlns:a="http://schemas.openxmlformats.org/drawingml/2006/main">
+              <a:graphicData uri="http://schemas.openxmlformats.org/drawingml/2006/picture">
+                <pic:pic xmlns:pic="http://schemas.openxmlformats.org/drawingml/2006/picture">
+                  <pic:nvPicPr>
+                    <pic:cNvPr id="1032794150" name=""/>
+                    <pic:cNvPicPr/>
+                  </pic:nvPicPr>
+                  <pic:blipFill>
+                    <a:blip r:embed="rId12"/>
+                    <a:stretch>
+                      <a:fillRect/>
+                    </a:stretch>
+                  </pic:blipFill>
+                  <pic:spPr>
+                    <a:xfrm>
+                      <a:off x="0" y="0"/>
+                      <a:ext cx="5731510" cy="1095375"/>
+                    </a:xfrm>
+                    <a:prstGeom prst="rect">
+                      <a:avLst/>
+                    </a:prstGeom>
+                  </pic:spPr>
+                </pic:pic>
+              </a:graphicData>
+            </a:graphic>
+          </wp:inline>
+        </w:drawing>
+      </w:r>
+    </w:p>
+    <w:p>
+      <w:pPr>
+        <w:pStyle w:val="normalcontent"/>
+      </w:pPr>
+    </w:p>
+    <w:p>
+      <w:pPr>
+        <w:pStyle w:val="Image"/>
+      </w:pPr>
+      <w:r>
+        <w:lastRenderedPageBreak/>
+        <w:drawing>
+          <wp:inline distT="0" distB="0" distL="0" distR="0" wp14:anchorId="23D48F9B" wp14:editId="2BF5AACE">
+            <wp:extent cx="5731510" cy="2844800"/>
+            <wp:effectExtent l="0" t="0" r="2540" b="0"/>
+            <wp:docPr id="23030689" name="Picture 1"/>
+            <wp:cNvGraphicFramePr>
+              <a:graphicFrameLocks xmlns:a="http://schemas.openxmlformats.org/drawingml/2006/main" noChangeAspect="1"/>
+            </wp:cNvGraphicFramePr>
+            <a:graphic xmlns:a="http://schemas.openxmlformats.org/drawingml/2006/main">
+              <a:graphicData uri="http://schemas.openxmlformats.org/drawingml/2006/picture">
+                <pic:pic xmlns:pic="http://schemas.openxmlformats.org/drawingml/2006/picture">
+                  <pic:nvPicPr>
+                    <pic:cNvPr id="23030689" name=""/>
+                    <pic:cNvPicPr/>
+                  </pic:nvPicPr>
+                  <pic:blipFill>
+                    <a:blip r:embed="rId13"/>
+                    <a:stretch>
+                      <a:fillRect/>
+                    </a:stretch>
+                  </pic:blipFill>
+                  <pic:spPr>
+                    <a:xfrm>
+                      <a:off x="0" y="0"/>
+                      <a:ext cx="5731510" cy="2844800"/>
+                    </a:xfrm>
+                    <a:prstGeom prst="rect">
+                      <a:avLst/>
+                    </a:prstGeom>
+                  </pic:spPr>
+                </pic:pic>
+              </a:graphicData>
+            </a:graphic>
+          </wp:inline>
+        </w:drawing>
+      </w:r>
+    </w:p>
+    <w:p>
+      <w:pPr>
+        <w:pStyle w:val="normalcontent"/>
+        <w:rPr>
+          <w:rFonts w:hint="cs"/>
+        </w:rPr>
+      </w:pPr>
     </w:p>
     <w:p>
       <w:pPr>
@@ -147,7 +554,7 @@
           <w:noProof/>
         </w:rPr>
         <w:drawing>
-          <wp:inline distT="0" distB="0" distL="0" distR="0" wp14:anchorId="6A67A028" wp14:editId="71CC0285">
+          <wp:inline distT="0" distB="0" distL="0" distR="0" wp14:anchorId="6A67A028" wp14:editId="3CA7B9B2">
             <wp:extent cx="5731510" cy="2654935"/>
             <wp:effectExtent l="0" t="0" r="2540" b="0"/>
             <wp:docPr id="67842810" name="Picture 1"/>
@@ -164,7 +571,7 @@
                     </pic:cNvPicPr>
                   </pic:nvPicPr>
                   <pic:blipFill>
-                    <a:blip r:embed="rId7" cstate="print">
+                    <a:blip r:embed="rId14" cstate="print">
                       <a:extLst>
                         <a:ext uri="{28A0092B-C50C-407E-A947-70E740481C1C}">
                           <a14:useLocalDpi xmlns:a14="http://schemas.microsoft.com/office/drawing/2010/main" val="0"/>
@@ -200,9 +607,6 @@
     <w:p>
       <w:pPr>
         <w:pStyle w:val="normalcontent"/>
-        <w:rPr>
-          <w:rFonts w:hint="cs"/>
-        </w:rPr>
       </w:pPr>
       <w:r>
         <w:rPr>
@@ -221,7 +625,7 @@
           <w:noProof/>
         </w:rPr>
         <w:drawing>
-          <wp:inline distT="0" distB="0" distL="0" distR="0" wp14:anchorId="38B6F11B" wp14:editId="468830FC">
+          <wp:inline distT="0" distB="0" distL="0" distR="0" wp14:anchorId="38B6F11B" wp14:editId="6E93F194">
             <wp:extent cx="5731510" cy="2655570"/>
             <wp:effectExtent l="0" t="0" r="2540" b="0"/>
             <wp:docPr id="727456662" name="Picture 2"/>
@@ -238,7 +642,7 @@
                     </pic:cNvPicPr>
                   </pic:nvPicPr>
                   <pic:blipFill>
-                    <a:blip r:embed="rId8" cstate="print">
+                    <a:blip r:embed="rId15" cstate="print">
                       <a:extLst>
                         <a:ext uri="{28A0092B-C50C-407E-A947-70E740481C1C}">
                           <a14:useLocalDpi xmlns:a14="http://schemas.microsoft.com/office/drawing/2010/main" val="0"/>
@@ -274,17 +678,11 @@
       <w:pPr>
         <w:spacing w:after="160" w:line="278" w:lineRule="auto"/>
         <w:jc w:val="left"/>
-        <w:rPr>
-          <w:rFonts w:hint="cs"/>
-        </w:rPr>
       </w:pPr>
     </w:p>
     <w:p>
       <w:pPr>
         <w:pStyle w:val="normalcontent"/>
-        <w:rPr>
-          <w:rFonts w:hint="cs"/>
-        </w:rPr>
       </w:pPr>
       <w:r>
         <w:rPr>
@@ -344,7 +742,7 @@
                     </pic:cNvPicPr>
                   </pic:nvPicPr>
                   <pic:blipFill>
-                    <a:blip r:embed="rId9" cstate="print">
+                    <a:blip r:embed="rId16" cstate="print">
                       <a:extLst>
                         <a:ext uri="{28A0092B-C50C-407E-A947-70E740481C1C}">
                           <a14:useLocalDpi xmlns:a14="http://schemas.microsoft.com/office/drawing/2010/main" val="0"/>
@@ -381,7 +779,6 @@
       <w:pPr>
         <w:pStyle w:val="normalcontent"/>
         <w:rPr>
-          <w:rFonts w:hint="cs"/>
           <w:cs/>
         </w:rPr>
       </w:pPr>
@@ -439,7 +836,7 @@
           <w:noProof/>
         </w:rPr>
         <w:drawing>
-          <wp:inline distT="0" distB="0" distL="0" distR="0" wp14:anchorId="31FEA891" wp14:editId="137A2944">
+          <wp:inline distT="0" distB="0" distL="0" distR="0" wp14:anchorId="31FEA891" wp14:editId="2AD954B8">
             <wp:extent cx="5731510" cy="2996565"/>
             <wp:effectExtent l="0" t="0" r="2540" b="0"/>
             <wp:docPr id="1706053137" name="Picture 4"/>
@@ -456,7 +853,7 @@
                     </pic:cNvPicPr>
                   </pic:nvPicPr>
                   <pic:blipFill>
-                    <a:blip r:embed="rId10" cstate="print">
+                    <a:blip r:embed="rId17" cstate="print">
                       <a:extLst>
                         <a:ext uri="{28A0092B-C50C-407E-A947-70E740481C1C}">
                           <a14:useLocalDpi xmlns:a14="http://schemas.microsoft.com/office/drawing/2010/main" val="0"/>
@@ -492,9 +889,6 @@
     <w:p>
       <w:pPr>
         <w:pStyle w:val="normalcontent"/>
-        <w:rPr>
-          <w:rFonts w:hint="cs"/>
-        </w:rPr>
       </w:pPr>
       <w:r>
         <w:rPr>
@@ -544,7 +938,7 @@
                     </pic:cNvPicPr>
                   </pic:nvPicPr>
                   <pic:blipFill>
-                    <a:blip r:embed="rId11">
+                    <a:blip r:embed="rId18">
                       <a:extLst>
                         <a:ext uri="{28A0092B-C50C-407E-A947-70E740481C1C}">
                           <a14:useLocalDpi xmlns:a14="http://schemas.microsoft.com/office/drawing/2010/main" val="0"/>
@@ -581,7 +975,6 @@
       <w:pPr>
         <w:pStyle w:val="normalcontent"/>
         <w:rPr>
-          <w:rFonts w:hint="cs"/>
           <w:cs/>
         </w:rPr>
       </w:pPr>
@@ -593,10 +986,7 @@
         <w:t>ในหน้า</w:t>
       </w:r>
       <w:r>
-        <w:t xml:space="preserve"> </w:t>
-      </w:r>
-      <w:r>
-        <w:t>API Key Management</w:t>
+        <w:t xml:space="preserve"> API Key Management</w:t>
       </w:r>
       <w:r>
         <w:rPr>
@@ -632,7 +1022,7 @@
           <w:noProof/>
         </w:rPr>
         <w:drawing>
-          <wp:inline distT="0" distB="0" distL="0" distR="0" wp14:anchorId="1B758F88" wp14:editId="7E335CC0">
+          <wp:inline distT="0" distB="0" distL="0" distR="0" wp14:anchorId="1B758F88" wp14:editId="7005D56B">
             <wp:extent cx="5731510" cy="2659380"/>
             <wp:effectExtent l="0" t="0" r="2540" b="7620"/>
             <wp:docPr id="1357254690" name="Picture 6"/>
@@ -649,7 +1039,7 @@
                     </pic:cNvPicPr>
                   </pic:nvPicPr>
                   <pic:blipFill>
-                    <a:blip r:embed="rId12" cstate="print">
+                    <a:blip r:embed="rId19" cstate="print">
                       <a:extLst>
                         <a:ext uri="{28A0092B-C50C-407E-A947-70E740481C1C}">
                           <a14:useLocalDpi xmlns:a14="http://schemas.microsoft.com/office/drawing/2010/main" val="0"/>
@@ -756,7 +1146,7 @@
       </w:pPr>
     </w:p>
     <w:sectPr>
-      <w:headerReference w:type="default" r:id="rId13"/>
+      <w:headerReference w:type="default" r:id="rId20"/>
       <w:pgSz w:w="11906" w:h="16838" w:code="9"/>
       <w:pgMar w:top="1440" w:right="1440" w:bottom="1440" w:left="1440" w:header="720" w:footer="720" w:gutter="0"/>
       <w:cols w:space="720"/>
